--- a/lab2/lr21/report_lr21.docx
+++ b/lab2/lr21/report_lr21.docx
@@ -99,6 +99,59 @@
           <w:sz w:val="18"/>
         </w:rPr>
         <w:t>Рис. 1. Потоковая диаграмма мини-супермаркета с 5 отделами</w:t>
+      </w:r>
+    </w:p>
+    <w:p>
+      <w:r>
+        <w:t>Временная диаграмма квазипараллельного взаимодействия и синхронизации календаря событий:</w:t>
+      </w:r>
+    </w:p>
+    <w:p>
+      <w:r>
+        <w:drawing>
+          <wp:inline xmlns:a="http://schemas.openxmlformats.org/drawingml/2006/main" xmlns:pic="http://schemas.openxmlformats.org/drawingml/2006/picture">
+            <wp:extent cx="5669280" cy="2920817"/>
+            <wp:docPr id="2" name="Picture 2"/>
+            <wp:cNvGraphicFramePr>
+              <a:graphicFrameLocks noChangeAspect="1"/>
+            </wp:cNvGraphicFramePr>
+            <a:graphic>
+              <a:graphicData uri="http://schemas.openxmlformats.org/drawingml/2006/picture">
+                <pic:pic>
+                  <pic:nvPicPr>
+                    <pic:cNvPr id="0" name="diagram_quasiparallel.png"/>
+                    <pic:cNvPicPr/>
+                  </pic:nvPicPr>
+                  <pic:blipFill>
+                    <a:blip r:embed="rId10"/>
+                    <a:stretch>
+                      <a:fillRect/>
+                    </a:stretch>
+                  </pic:blipFill>
+                  <pic:spPr>
+                    <a:xfrm>
+                      <a:off x="0" y="0"/>
+                      <a:ext cx="5669280" cy="2920817"/>
+                    </a:xfrm>
+                    <a:prstGeom prst="rect"/>
+                  </pic:spPr>
+                </pic:pic>
+              </a:graphicData>
+            </a:graphic>
+          </wp:inline>
+        </w:drawing>
+      </w:r>
+    </w:p>
+    <w:p>
+      <w:pPr>
+        <w:jc w:val="center"/>
+      </w:pPr>
+      <w:r>
+        <w:rPr>
+          <w:i/>
+          <w:sz w:val="18"/>
+        </w:rPr>
+        <w:t>Рис. 2. Временная диаграмма квазипараллелизма (по лекции 2, слайд 15)</w:t>
       </w:r>
     </w:p>
     <w:p>
@@ -365,7 +418,7 @@
         <w:br/>
         <w:t xml:space="preserve">   • СКО времени пребывания: 10.65 мин</w:t>
         <w:br/>
-        <w:t xml:space="preserve">   • Среднее время ожидания в очередях: 20.19 мин</w:t>
+        <w:t xml:space="preserve">   • Среднее время ожидания в очередях: 14.18 мин</w:t>
         <w:br/>
         <w:t xml:space="preserve">   • Среднее число отделов на покупателя: 3.16</w:t>
         <w:br/>
